--- a/courts/seventh-circuit/wisconsin/state/court-of-appeals/reply-brief/usage/OUTPUT-reply-brief.docx
+++ b/courts/seventh-circuit/wisconsin/state/court-of-appeals/reply-brief/usage/OUTPUT-reply-brief.docx
@@ -3615,6 +3615,11 @@
           <w:tcPr>
             <w:tcW w:w="8640" w:type="dxa"/>
           </w:tcPr>
+          <w:p>
+            <w:pPr>
+              <w:spacing w:before="0" w:after="0" w:line="104" w:lineRule="exact"/>
+            </w:pPr>
+          </w:p>
           <w:tbl>
             <w:tblPr>
               <w:tblW w:w="8640" w:type="dxa"/>
@@ -4174,6 +4179,11 @@
           <w:tcPr>
             <w:tcW w:w="8640" w:type="dxa"/>
           </w:tcPr>
+          <w:p>
+            <w:pPr>
+              <w:spacing w:before="0" w:after="0" w:line="104" w:lineRule="exact"/>
+            </w:pPr>
+          </w:p>
           <w:tbl>
             <w:tblPr>
               <w:tblW w:w="8640" w:type="dxa"/>

--- a/courts/seventh-circuit/wisconsin/state/court-of-appeals/reply-brief/usage/OUTPUT-reply-brief.docx
+++ b/courts/seventh-circuit/wisconsin/state/court-of-appeals/reply-brief/usage/OUTPUT-reply-brief.docx
@@ -790,13 +790,7 @@
         <w:jc w:val="left"/>
       </w:pPr>
       <w:r>
-        <w:t xml:space="preserve">1</w:t>
-        <w:noBreakHyphen/>
-        <w:t xml:space="preserve">262</w:t>
-        <w:noBreakHyphen/>
-        <w:t xml:space="preserve">544</w:t>
-        <w:noBreakHyphen/>
-        <w:t xml:space="preserve">5804</w:t>
+        <w:t xml:space="preserve">1-⁠262-⁠544-⁠5804</w:t>
       </w:r>
     </w:p>
     <w:p>
@@ -2379,33 +2373,25 @@
         <w:t xml:space="preserve"> </w:t>
       </w:r>
       <w:r>
-        <w:t xml:space="preserve">4</w:t>
-        <w:noBreakHyphen/>
-        <w:t xml:space="preserve">3.1(a),</w:t>
-      </w:r>
-      <w:r>
-        <w:t xml:space="preserve"> </w:t>
-      </w:r>
-      <w:r>
-        <w:t xml:space="preserve">4</w:t>
-        <w:noBreakHyphen/>
-        <w:t xml:space="preserve">3.6,</w:t>
-      </w:r>
-      <w:r>
-        <w:t xml:space="preserve"> </w:t>
-      </w:r>
-      <w:r>
-        <w:t xml:space="preserve">4</w:t>
-        <w:noBreakHyphen/>
-        <w:t xml:space="preserve">3.7,</w:t>
-      </w:r>
-      <w:r>
-        <w:t xml:space="preserve"> </w:t>
-      </w:r>
-      <w:r>
-        <w:t xml:space="preserve">4</w:t>
-        <w:noBreakHyphen/>
-        <w:t xml:space="preserve">4.1(a)</w:t>
+        <w:t xml:space="preserve">4-⁠3.1(a),</w:t>
+      </w:r>
+      <w:r>
+        <w:t xml:space="preserve"> </w:t>
+      </w:r>
+      <w:r>
+        <w:t xml:space="preserve">4-⁠3.6,</w:t>
+      </w:r>
+      <w:r>
+        <w:t xml:space="preserve"> </w:t>
+      </w:r>
+      <w:r>
+        <w:t xml:space="preserve">4-⁠3.7,</w:t>
+      </w:r>
+      <w:r>
+        <w:t xml:space="preserve"> </w:t>
+      </w:r>
+      <w:r>
+        <w:t xml:space="preserve">4-⁠4.1(a)</w:t>
       </w:r>
       <w:r>
         <w:t xml:space="preserve">   </w:t>
@@ -2487,9 +2473,7 @@
         <w:t xml:space="preserve"> </w:t>
       </w:r>
       <w:r>
-        <w:t xml:space="preserve">20:1</w:t>
-        <w:noBreakHyphen/>
-        <w:t xml:space="preserve">4</w:t>
+        <w:t xml:space="preserve">20:1-⁠4</w:t>
       </w:r>
       <w:r>
         <w:t xml:space="preserve">   </w:t>
@@ -2916,43 +2900,13 @@
         <w:t xml:space="preserve"> </w:t>
       </w:r>
       <w:r>
-        <w:t xml:space="preserve">Chapter 4: The Defense Function (Third Edition), August 1990, Standards 4</w:t>
-      </w:r>
-      <w:r>
-        <w:noBreakHyphen/>
-      </w:r>
-      <w:r>
-        <w:t xml:space="preserve">3.1(a), 4</w:t>
-      </w:r>
-      <w:r>
-        <w:noBreakHyphen/>
-      </w:r>
-      <w:r>
-        <w:t xml:space="preserve">3.6, 4</w:t>
-      </w:r>
-      <w:r>
-        <w:noBreakHyphen/>
-      </w:r>
-      <w:r>
-        <w:t xml:space="preserve">3.7. Also, a defense attorney has a duty to conduct a prompt investigation of the case, and to investigate all facts relevant to the merits of the case. Id., Standard 4</w:t>
-      </w:r>
-      <w:r>
-        <w:noBreakHyphen/>
-      </w:r>
-      <w:r>
-        <w:t xml:space="preserve">4.1(a). The Wisconsin Ethical Rules mirror these standards. See Rules of Professional Conduct for Attorneys,</w:t>
-      </w:r>
-      <w:r>
-        <w:t xml:space="preserve"> </w:t>
-      </w:r>
-      <w:r>
-        <w:t xml:space="preserve">Chapter 20A SCR 20:1</w:t>
-      </w:r>
-      <w:r>
-        <w:noBreakHyphen/>
-      </w:r>
-      <w:r>
-        <w:t xml:space="preserve">4 Communication (2015). Hence, based upon these standards, clearly, Hicks had failed to abide by the legal standards required of an attorney. Under the facts of this present matter and the standards, his performance was deficient.</w:t>
+        <w:t xml:space="preserve">Chapter 4: The Defense Function (Third Edition), August 1990, Standards 4-⁠3.1(a), 4-⁠3.6, 4-⁠3.7. Also, a defense attorney has a duty to conduct a prompt investigation of the case, and to investigate all facts relevant to the merits of the case. Id., Standard 4-⁠4.1(a). The Wisconsin Ethical Rules mirror these standards. See Rules of Professional Conduct for Attorneys,</w:t>
+      </w:r>
+      <w:r>
+        <w:t xml:space="preserve"> </w:t>
+      </w:r>
+      <w:r>
+        <w:t xml:space="preserve">Chapter 20A SCR 20:1-⁠4 Communication (2015). Hence, based upon these standards, clearly, Hicks had failed to abide by the legal standards required of an attorney. Under the facts of this present matter and the standards, his performance was deficient.</w:t>
       </w:r>
     </w:p>
     <w:p>
@@ -3034,13 +2988,7 @@
         <w:pStyle w:val="BodyText"/>
       </w:pPr>
       <w:r>
-        <w:t xml:space="preserve">Nathan Opland-Dobbs had not been appointed for a month after May 14, 2013. His first appearance was on June 14, 2013. This is one month during which Defendant was without counsel. On that date, the court, on its own and without Defendant’s concurrence, had ordered a competency evaluation. The court found that Defendant was acting erratically. The Respondent fails to indicate that this included comments about a conspiracy and about people out to get him. (103:13</w:t>
-      </w:r>
-      <w:r>
-        <w:noBreakHyphen/>
-      </w:r>
-      <w:r>
-        <w:t xml:space="preserve">14). Hence, contrary to the State, this evaluation was not just about aggressive behavior. Here, the competency evaluation that prompted this delay of the case was not attributed to the Defendant, but instead to concerns about his competency.</w:t>
+        <w:t xml:space="preserve">Nathan Opland-Dobbs had not been appointed for a month after May 14, 2013. His first appearance was on June 14, 2013. This is one month during which Defendant was without counsel. On that date, the court, on its own and without Defendant’s concurrence, had ordered a competency evaluation. The court found that Defendant was acting erratically. The Respondent fails to indicate that this included comments about a conspiracy and about people out to get him. (103:13-⁠14). Hence, contrary to the State, this evaluation was not just about aggressive behavior. Here, the competency evaluation that prompted this delay of the case was not attributed to the Defendant, but instead to concerns about his competency.</w:t>
       </w:r>
     </w:p>
     <w:p>
@@ -3414,13 +3362,7 @@
         <w:pStyle w:val="BodyText"/>
       </w:pPr>
       <w:r>
-        <w:t xml:space="preserve">Furthermore, the Respondent has failed to mention that the second psychological evaluation, a scant week prior to the jury trial, was one of an evaluation of Defendant’s competence to proceed pro se as well as to stand trial. The Respondent has also failed to mention that Dr. Pankiewicz had indicated in that report that Defendant’s conduct had caused concerns about an ability to proceed pro se. Among the comments, Dr. Pankiewicz had noted that Defendant had made questionable choices as well as exhibited problematic behaviors. He had exhibited paranoid thoughts. Furthermore, he had stopped taking his anti-depressant medications. These medications had been prescribed to treat his clinically diagnosed depression. (29:1</w:t>
-      </w:r>
-      <w:r>
-        <w:noBreakHyphen/>
-      </w:r>
-      <w:r>
-        <w:t xml:space="preserve">4). The Respondent’s Brief fails to note this psychological problem that existed as of early October, 2013.</w:t>
+        <w:t xml:space="preserve">Furthermore, the Respondent has failed to mention that the second psychological evaluation, a scant week prior to the jury trial, was one of an evaluation of Defendant’s competence to proceed pro se as well as to stand trial. The Respondent has also failed to mention that Dr. Pankiewicz had indicated in that report that Defendant’s conduct had caused concerns about an ability to proceed pro se. Among the comments, Dr. Pankiewicz had noted that Defendant had made questionable choices as well as exhibited problematic behaviors. He had exhibited paranoid thoughts. Furthermore, he had stopped taking his anti-depressant medications. These medications had been prescribed to treat his clinically diagnosed depression. (29:1-⁠4). The Respondent’s Brief fails to note this psychological problem that existed as of early October, 2013.</w:t>
       </w:r>
     </w:p>
     <w:p>
@@ -3428,13 +3370,7 @@
         <w:pStyle w:val="BodyText"/>
       </w:pPr>
       <w:r>
-        <w:t xml:space="preserve">On October 4, 2013, both standby counsel as well as the State itself had questioned Defendant’s competence to proceed pro se. Standby counsel had indicated that, based upon his contact with the Defendant, that Defendant had no insight and ability to represent himself. The State had concurred by indicating that Defendant had a distorted and unrealistic perception. (111:6</w:t>
-      </w:r>
-      <w:r>
-        <w:noBreakHyphen/>
-      </w:r>
-      <w:r>
-        <w:t xml:space="preserve">11). The Respondent’s Brief fails to mention any of this indications.</w:t>
+        <w:t xml:space="preserve">On October 4, 2013, both standby counsel as well as the State itself had questioned Defendant’s competence to proceed pro se. Standby counsel had indicated that, based upon his contact with the Defendant, that Defendant had no insight and ability to represent himself. The State had concurred by indicating that Defendant had a distorted and unrealistic perception. (111:6-⁠11). The Respondent’s Brief fails to mention any of this indications.</w:t>
       </w:r>
     </w:p>
     <w:p>
@@ -3454,13 +3390,7 @@
         <w:t xml:space="preserve"> </w:t>
       </w:r>
       <w:r>
-        <w:t xml:space="preserve">96 Wis.2d 549, 292 N.W.2d 601 (1980). The Appellant’s Brief has further detailed and explained this law. (Appl. Brf, pges 44</w:t>
-      </w:r>
-      <w:r>
-        <w:noBreakHyphen/>
-      </w:r>
-      <w:r>
-        <w:t xml:space="preserve">46). This present Brief will not repeat this detail. Hence, the Respondent’s Brief has materially provided erroneous law. This is fatal to the Brief’s analysis.</w:t>
+        <w:t xml:space="preserve">96 Wis.2d 549, 292 N.W.2d 601 (1980). The Appellant’s Brief has further detailed and explained this law. (Appl. Brf, pges 44-⁠46). This present Brief will not repeat this detail. Hence, the Respondent’s Brief has materially provided erroneous law. This is fatal to the Brief’s analysis.</w:t>
       </w:r>
     </w:p>
     <w:p>
@@ -3516,13 +3446,7 @@
         <w:t xml:space="preserve"> </w:t>
       </w:r>
       <w:r>
-        <w:t xml:space="preserve">175 Wis.2d 1 at 25</w:t>
-      </w:r>
-      <w:r>
-        <w:noBreakHyphen/>
-      </w:r>
-      <w:r>
-        <w:t xml:space="preserve">26.</w:t>
+        <w:t xml:space="preserve">175 Wis.2d 1 at 25-⁠26.</w:t>
       </w:r>
     </w:p>
     <w:p>
@@ -3538,13 +3462,7 @@
         <w:pStyle w:val="BodyText"/>
       </w:pPr>
       <w:r>
-        <w:t xml:space="preserve">Furthermore, contrary to the Respondent, Defendant’s lack of judgment is a basis for a conclusion that he was not competent to proceed pro se. The Appellant’s Brief cites abundant case law for the proposition that a person of less than average intellect, or lacks the ability to effectively communicate, or because of less than average intellectual powers is unable to attain the minimal understanding necessary to prevent a defense, is not competent to proceed pro se. (Appl. Brf, pages 44</w:t>
-      </w:r>
-      <w:r>
-        <w:noBreakHyphen/>
-      </w:r>
-      <w:r>
-        <w:t xml:space="preserve">46).</w:t>
+        <w:t xml:space="preserve">Furthermore, contrary to the Respondent, Defendant’s lack of judgment is a basis for a conclusion that he was not competent to proceed pro se. The Appellant’s Brief cites abundant case law for the proposition that a person of less than average intellect, or lacks the ability to effectively communicate, or because of less than average intellectual powers is unable to attain the minimal understanding necessary to prevent a defense, is not competent to proceed pro se. (Appl. Brf, pages 44-⁠46).</w:t>
       </w:r>
     </w:p>
     <w:p>
@@ -5217,7 +5135,7 @@
     <w:qFormat/>
     <w:pPr>
       <w:keepLines/>
-      <w:spacing w:before="0" w:after="140" w:line="253" w:lineRule="exact"/>
+      <w:spacing w:before="23" w:after="140" w:line="253" w:lineRule="exact"/>
     </w:pPr>
     <w:rPr>
       <w:sz w:val="22"/>
